--- a/research/Research_Paper_Draft.docx
+++ b/research/Research_Paper_Draft.docx
@@ -3192,7 +3192,7 @@
         <w:pStyle w:val="FirstParagraph"/>
       </w:pPr>
       <w:r>
-        <w:t>To see how well our RL scanner performs in practice, we benchmarked it against our intentionally vulnerable mock applications. We mapped its detections against a strict list of ground-truth vulnerabilities native to the targets.</w:t>
+        <w:t>To make the evaluation more trustworthy, we did not rely on a single scan. Instead, each mock website was tested five times with autonomous_scan.py using checkpoints/improved_mock_ep10000.pth. In this setup the scanner runs in mock_targets mode, so the agent uses the reduced 50-action space designed for the benchmark.</w:t>
       </w:r>
     </w:p>
     <w:p>
@@ -3200,7 +3200,7 @@
         <w:pStyle w:val="BodyText"/>
       </w:pPr>
       <w:r>
-        <w:t>Table I outlines precisely how many vulnerabilities the agent discovered across various high and critical severity classifications.</w:t>
+        <w:t>Table I shows the average number of unique confirmed findings across those five runs after matching the scan output against source-code-verified ground truth for each target.</w:t>
       </w:r>
     </w:p>
     <w:tbl>
@@ -3228,9 +3228,6 @@
             <w:tcW w:w="1355" w:type="dxa"/>
           </w:tcPr>
           <w:p>
-            <w:pPr>
-              <w:pStyle w:val="Compact"/>
-            </w:pPr>
             <w:r>
               <w:t>Website</w:t>
             </w:r>
@@ -3241,9 +3238,6 @@
             <w:tcW w:w="2782" w:type="dxa"/>
           </w:tcPr>
           <w:p>
-            <w:pPr>
-              <w:pStyle w:val="Compact"/>
-            </w:pPr>
             <w:r>
               <w:t>Vulnerability Type</w:t>
             </w:r>
@@ -3254,10 +3248,6 @@
             <w:tcW w:w="998" w:type="dxa"/>
           </w:tcPr>
           <w:p>
-            <w:pPr>
-              <w:pStyle w:val="Compact"/>
-              <w:jc w:val="right"/>
-            </w:pPr>
             <w:r>
               <w:t>Total Existing</w:t>
             </w:r>
@@ -3268,12 +3258,8 @@
             <w:tcW w:w="1212" w:type="dxa"/>
           </w:tcPr>
           <w:p>
-            <w:pPr>
-              <w:pStyle w:val="Compact"/>
-              <w:jc w:val="right"/>
-            </w:pPr>
-            <w:r>
-              <w:t>Detected by Agent</w:t>
+            <w:r>
+              <w:t>Average Findings (5 Runs)</w:t>
             </w:r>
           </w:p>
         </w:tc>
@@ -3282,10 +3268,6 @@
             <w:tcW w:w="998" w:type="dxa"/>
           </w:tcPr>
           <w:p>
-            <w:pPr>
-              <w:pStyle w:val="Compact"/>
-              <w:jc w:val="right"/>
-            </w:pPr>
             <w:r>
               <w:t>Detection Rate</w:t>
             </w:r>
@@ -3296,9 +3278,6 @@
             <w:tcW w:w="570" w:type="dxa"/>
           </w:tcPr>
           <w:p>
-            <w:pPr>
-              <w:pStyle w:val="Compact"/>
-            </w:pPr>
             <w:r>
               <w:t>Severity</w:t>
             </w:r>
@@ -3311,9 +3290,6 @@
             <w:tcW w:w="1355" w:type="dxa"/>
           </w:tcPr>
           <w:p>
-            <w:pPr>
-              <w:pStyle w:val="Compact"/>
-            </w:pPr>
             <w:r>
               <w:t>E-Commerce (5002)</w:t>
             </w:r>
@@ -3324,11 +3300,8 @@
             <w:tcW w:w="2782" w:type="dxa"/>
           </w:tcPr>
           <w:p>
-            <w:pPr>
-              <w:pStyle w:val="Compact"/>
-            </w:pPr>
-            <w:r>
-              <w:t>SQL Injection</w:t>
+            <w:r>
+              <w:t>Mass Assignment</w:t>
             </w:r>
           </w:p>
         </w:tc>
@@ -3337,12 +3310,8 @@
             <w:tcW w:w="998" w:type="dxa"/>
           </w:tcPr>
           <w:p>
-            <w:pPr>
-              <w:pStyle w:val="Compact"/>
-              <w:jc w:val="right"/>
-            </w:pPr>
-            <w:r>
-              <w:t>3</w:t>
+            <w:r>
+              <w:t>1</w:t>
             </w:r>
           </w:p>
         </w:tc>
@@ -3351,12 +3320,8 @@
             <w:tcW w:w="1212" w:type="dxa"/>
           </w:tcPr>
           <w:p>
-            <w:pPr>
-              <w:pStyle w:val="Compact"/>
-              <w:jc w:val="right"/>
-            </w:pPr>
-            <w:r>
-              <w:t>2</w:t>
+            <w:r>
+              <w:t>0.0</w:t>
             </w:r>
           </w:p>
         </w:tc>
@@ -3365,12 +3330,8 @@
             <w:tcW w:w="998" w:type="dxa"/>
           </w:tcPr>
           <w:p>
-            <w:pPr>
-              <w:pStyle w:val="Compact"/>
-              <w:jc w:val="right"/>
-            </w:pPr>
-            <w:r>
-              <w:t>67%</w:t>
+            <w:r>
+              <w:t>0.0%</w:t>
             </w:r>
           </w:p>
         </w:tc>
@@ -3379,11 +3340,8 @@
             <w:tcW w:w="570" w:type="dxa"/>
           </w:tcPr>
           <w:p>
-            <w:pPr>
-              <w:pStyle w:val="Compact"/>
-            </w:pPr>
-            <w:r>
-              <w:t>Critical</w:t>
+            <w:r>
+              <w:t>High</w:t>
             </w:r>
           </w:p>
         </w:tc>
@@ -3394,9 +3352,6 @@
             <w:tcW w:w="1355" w:type="dxa"/>
           </w:tcPr>
           <w:p>
-            <w:pPr>
-              <w:pStyle w:val="Compact"/>
-            </w:pPr>
             <w:r>
               <w:t>E-Commerce (5002)</w:t>
             </w:r>
@@ -3407,11 +3362,8 @@
             <w:tcW w:w="2782" w:type="dxa"/>
           </w:tcPr>
           <w:p>
-            <w:pPr>
-              <w:pStyle w:val="Compact"/>
-            </w:pPr>
-            <w:r>
-              <w:t>Cross-Site Scripting (XSS)</w:t>
+            <w:r>
+              <w:t>SQL Injection</w:t>
             </w:r>
           </w:p>
         </w:tc>
@@ -3420,12 +3372,8 @@
             <w:tcW w:w="998" w:type="dxa"/>
           </w:tcPr>
           <w:p>
-            <w:pPr>
-              <w:pStyle w:val="Compact"/>
-              <w:jc w:val="right"/>
-            </w:pPr>
-            <w:r>
-              <w:t>2</w:t>
+            <w:r>
+              <w:t>3</w:t>
             </w:r>
           </w:p>
         </w:tc>
@@ -3434,12 +3382,8 @@
             <w:tcW w:w="1212" w:type="dxa"/>
           </w:tcPr>
           <w:p>
-            <w:pPr>
-              <w:pStyle w:val="Compact"/>
-              <w:jc w:val="right"/>
-            </w:pPr>
-            <w:r>
-              <w:t>2</w:t>
+            <w:r>
+              <w:t>2.0</w:t>
             </w:r>
           </w:p>
         </w:tc>
@@ -3448,12 +3392,8 @@
             <w:tcW w:w="998" w:type="dxa"/>
           </w:tcPr>
           <w:p>
-            <w:pPr>
-              <w:pStyle w:val="Compact"/>
-              <w:jc w:val="right"/>
-            </w:pPr>
-            <w:r>
-              <w:t>100%</w:t>
+            <w:r>
+              <w:t>66.7%</w:t>
             </w:r>
           </w:p>
         </w:tc>
@@ -3462,11 +3402,8 @@
             <w:tcW w:w="570" w:type="dxa"/>
           </w:tcPr>
           <w:p>
-            <w:pPr>
-              <w:pStyle w:val="Compact"/>
-            </w:pPr>
-            <w:r>
-              <w:t>High</w:t>
+            <w:r>
+              <w:t>Critical</w:t>
             </w:r>
           </w:p>
         </w:tc>
@@ -3477,9 +3414,6 @@
             <w:tcW w:w="1355" w:type="dxa"/>
           </w:tcPr>
           <w:p>
-            <w:pPr>
-              <w:pStyle w:val="Compact"/>
-            </w:pPr>
             <w:r>
               <w:t>E-Commerce (5002)</w:t>
             </w:r>
@@ -3490,11 +3424,8 @@
             <w:tcW w:w="2782" w:type="dxa"/>
           </w:tcPr>
           <w:p>
-            <w:pPr>
-              <w:pStyle w:val="Compact"/>
-            </w:pPr>
-            <w:r>
-              <w:t>Insecure Direct Object Reference (IDOR)</w:t>
+            <w:r>
+              <w:t>JWT Bypass</w:t>
             </w:r>
           </w:p>
         </w:tc>
@@ -3503,12 +3434,8 @@
             <w:tcW w:w="998" w:type="dxa"/>
           </w:tcPr>
           <w:p>
-            <w:pPr>
-              <w:pStyle w:val="Compact"/>
-              <w:jc w:val="right"/>
-            </w:pPr>
-            <w:r>
-              <w:t>4</w:t>
+            <w:r>
+              <w:t>3</w:t>
             </w:r>
           </w:p>
         </w:tc>
@@ -3517,12 +3444,8 @@
             <w:tcW w:w="1212" w:type="dxa"/>
           </w:tcPr>
           <w:p>
-            <w:pPr>
-              <w:pStyle w:val="Compact"/>
-              <w:jc w:val="right"/>
-            </w:pPr>
-            <w:r>
-              <w:t>1</w:t>
+            <w:r>
+              <w:t>0.0</w:t>
             </w:r>
           </w:p>
         </w:tc>
@@ -3531,12 +3454,8 @@
             <w:tcW w:w="998" w:type="dxa"/>
           </w:tcPr>
           <w:p>
-            <w:pPr>
-              <w:pStyle w:val="Compact"/>
-              <w:jc w:val="right"/>
-            </w:pPr>
-            <w:r>
-              <w:t>25%</w:t>
+            <w:r>
+              <w:t>0.0%</w:t>
             </w:r>
           </w:p>
         </w:tc>
@@ -3545,11 +3464,8 @@
             <w:tcW w:w="570" w:type="dxa"/>
           </w:tcPr>
           <w:p>
-            <w:pPr>
-              <w:pStyle w:val="Compact"/>
-            </w:pPr>
-            <w:r>
-              <w:t>Medium</w:t>
+            <w:r>
+              <w:t>High</w:t>
             </w:r>
           </w:p>
         </w:tc>
@@ -3560,9 +3476,6 @@
             <w:tcW w:w="1355" w:type="dxa"/>
           </w:tcPr>
           <w:p>
-            <w:pPr>
-              <w:pStyle w:val="Compact"/>
-            </w:pPr>
             <w:r>
               <w:t>E-Commerce (5002)</w:t>
             </w:r>
@@ -3573,11 +3486,8 @@
             <w:tcW w:w="2782" w:type="dxa"/>
           </w:tcPr>
           <w:p>
-            <w:pPr>
-              <w:pStyle w:val="Compact"/>
-            </w:pPr>
-            <w:r>
-              <w:t>Broken Access Control (BAC)</w:t>
+            <w:r>
+              <w:t>Insecure Direct Object Reference (IDOR)</w:t>
             </w:r>
           </w:p>
         </w:tc>
@@ -3586,12 +3496,8 @@
             <w:tcW w:w="998" w:type="dxa"/>
           </w:tcPr>
           <w:p>
-            <w:pPr>
-              <w:pStyle w:val="Compact"/>
-              <w:jc w:val="right"/>
-            </w:pPr>
-            <w:r>
-              <w:t>1</w:t>
+            <w:r>
+              <w:t>4</w:t>
             </w:r>
           </w:p>
         </w:tc>
@@ -3600,12 +3506,8 @@
             <w:tcW w:w="1212" w:type="dxa"/>
           </w:tcPr>
           <w:p>
-            <w:pPr>
-              <w:pStyle w:val="Compact"/>
-              <w:jc w:val="right"/>
-            </w:pPr>
-            <w:r>
-              <w:t>1</w:t>
+            <w:r>
+              <w:t>2.0</w:t>
             </w:r>
           </w:p>
         </w:tc>
@@ -3614,12 +3516,8 @@
             <w:tcW w:w="998" w:type="dxa"/>
           </w:tcPr>
           <w:p>
-            <w:pPr>
-              <w:pStyle w:val="Compact"/>
-              <w:jc w:val="right"/>
-            </w:pPr>
-            <w:r>
-              <w:t>100%</w:t>
+            <w:r>
+              <w:t>50.0%</w:t>
             </w:r>
           </w:p>
         </w:tc>
@@ -3628,11 +3526,8 @@
             <w:tcW w:w="570" w:type="dxa"/>
           </w:tcPr>
           <w:p>
-            <w:pPr>
-              <w:pStyle w:val="Compact"/>
-            </w:pPr>
-            <w:r>
-              <w:t>Critical</w:t>
+            <w:r>
+              <w:t>Medium</w:t>
             </w:r>
           </w:p>
         </w:tc>
@@ -3643,9 +3538,6 @@
             <w:tcW w:w="1355" w:type="dxa"/>
           </w:tcPr>
           <w:p>
-            <w:pPr>
-              <w:pStyle w:val="Compact"/>
-            </w:pPr>
             <w:r>
               <w:t>E-Commerce (5002)</w:t>
             </w:r>
@@ -3656,11 +3548,8 @@
             <w:tcW w:w="2782" w:type="dxa"/>
           </w:tcPr>
           <w:p>
-            <w:pPr>
-              <w:pStyle w:val="Compact"/>
-            </w:pPr>
-            <w:r>
-              <w:t>Insecure Deserialization</w:t>
+            <w:r>
+              <w:t>Business Logic</w:t>
             </w:r>
           </w:p>
         </w:tc>
@@ -3669,12 +3558,8 @@
             <w:tcW w:w="998" w:type="dxa"/>
           </w:tcPr>
           <w:p>
-            <w:pPr>
-              <w:pStyle w:val="Compact"/>
-              <w:jc w:val="right"/>
-            </w:pPr>
-            <w:r>
-              <w:t>1</w:t>
+            <w:r>
+              <w:t>4</w:t>
             </w:r>
           </w:p>
         </w:tc>
@@ -3683,12 +3568,8 @@
             <w:tcW w:w="1212" w:type="dxa"/>
           </w:tcPr>
           <w:p>
-            <w:pPr>
-              <w:pStyle w:val="Compact"/>
-              <w:jc w:val="right"/>
-            </w:pPr>
-            <w:r>
-              <w:t>0</w:t>
+            <w:r>
+              <w:t>0.0</w:t>
             </w:r>
           </w:p>
         </w:tc>
@@ -3697,12 +3578,8 @@
             <w:tcW w:w="998" w:type="dxa"/>
           </w:tcPr>
           <w:p>
-            <w:pPr>
-              <w:pStyle w:val="Compact"/>
-              <w:jc w:val="right"/>
-            </w:pPr>
-            <w:r>
-              <w:t>0%</w:t>
+            <w:r>
+              <w:t>0.0%</w:t>
             </w:r>
           </w:p>
         </w:tc>
@@ -3711,11 +3588,8 @@
             <w:tcW w:w="570" w:type="dxa"/>
           </w:tcPr>
           <w:p>
-            <w:pPr>
-              <w:pStyle w:val="Compact"/>
-            </w:pPr>
-            <w:r>
-              <w:t>Critical</w:t>
+            <w:r>
+              <w:t>Medium</w:t>
             </w:r>
           </w:p>
         </w:tc>
@@ -3726,9 +3600,6 @@
             <w:tcW w:w="1355" w:type="dxa"/>
           </w:tcPr>
           <w:p>
-            <w:pPr>
-              <w:pStyle w:val="Compact"/>
-            </w:pPr>
             <w:r>
               <w:t>E-Commerce (5002)</w:t>
             </w:r>
@@ -3739,11 +3610,8 @@
             <w:tcW w:w="2782" w:type="dxa"/>
           </w:tcPr>
           <w:p>
-            <w:pPr>
-              <w:pStyle w:val="Compact"/>
-            </w:pPr>
-            <w:r>
-              <w:t>Mass Assignment</w:t>
+            <w:r>
+              <w:t>Cross-Site Scripting (XSS)</w:t>
             </w:r>
           </w:p>
         </w:tc>
@@ -3752,12 +3620,8 @@
             <w:tcW w:w="998" w:type="dxa"/>
           </w:tcPr>
           <w:p>
-            <w:pPr>
-              <w:pStyle w:val="Compact"/>
-              <w:jc w:val="right"/>
-            </w:pPr>
-            <w:r>
-              <w:t>1</w:t>
+            <w:r>
+              <w:t>2</w:t>
             </w:r>
           </w:p>
         </w:tc>
@@ -3766,12 +3630,8 @@
             <w:tcW w:w="1212" w:type="dxa"/>
           </w:tcPr>
           <w:p>
-            <w:pPr>
-              <w:pStyle w:val="Compact"/>
-              <w:jc w:val="right"/>
-            </w:pPr>
-            <w:r>
-              <w:t>0</w:t>
+            <w:r>
+              <w:t>1.0</w:t>
             </w:r>
           </w:p>
         </w:tc>
@@ -3780,12 +3640,8 @@
             <w:tcW w:w="998" w:type="dxa"/>
           </w:tcPr>
           <w:p>
-            <w:pPr>
-              <w:pStyle w:val="Compact"/>
-              <w:jc w:val="right"/>
-            </w:pPr>
-            <w:r>
-              <w:t>0%</w:t>
+            <w:r>
+              <w:t>50.0%</w:t>
             </w:r>
           </w:p>
         </w:tc>
@@ -3794,9 +3650,6 @@
             <w:tcW w:w="570" w:type="dxa"/>
           </w:tcPr>
           <w:p>
-            <w:pPr>
-              <w:pStyle w:val="Compact"/>
-            </w:pPr>
             <w:r>
               <w:t>High</w:t>
             </w:r>
@@ -3809,9 +3662,6 @@
             <w:tcW w:w="1355" w:type="dxa"/>
           </w:tcPr>
           <w:p>
-            <w:pPr>
-              <w:pStyle w:val="Compact"/>
-            </w:pPr>
             <w:r>
               <w:t>E-Commerce (5002)</w:t>
             </w:r>
@@ -3822,11 +3672,8 @@
             <w:tcW w:w="2782" w:type="dxa"/>
           </w:tcPr>
           <w:p>
-            <w:pPr>
-              <w:pStyle w:val="Compact"/>
-            </w:pPr>
-            <w:r>
-              <w:t>Business Logic</w:t>
+            <w:r>
+              <w:t>Broken Access Control (BAC)</w:t>
             </w:r>
           </w:p>
         </w:tc>
@@ -3835,12 +3682,8 @@
             <w:tcW w:w="998" w:type="dxa"/>
           </w:tcPr>
           <w:p>
-            <w:pPr>
-              <w:pStyle w:val="Compact"/>
-              <w:jc w:val="right"/>
-            </w:pPr>
-            <w:r>
-              <w:t>4</w:t>
+            <w:r>
+              <w:t>1</w:t>
             </w:r>
           </w:p>
         </w:tc>
@@ -3849,12 +3692,8 @@
             <w:tcW w:w="1212" w:type="dxa"/>
           </w:tcPr>
           <w:p>
-            <w:pPr>
-              <w:pStyle w:val="Compact"/>
-              <w:jc w:val="right"/>
-            </w:pPr>
-            <w:r>
-              <w:t>1</w:t>
+            <w:r>
+              <w:t>0.0</w:t>
             </w:r>
           </w:p>
         </w:tc>
@@ -3863,12 +3702,8 @@
             <w:tcW w:w="998" w:type="dxa"/>
           </w:tcPr>
           <w:p>
-            <w:pPr>
-              <w:pStyle w:val="Compact"/>
-              <w:jc w:val="right"/>
-            </w:pPr>
-            <w:r>
-              <w:t>25%</w:t>
+            <w:r>
+              <w:t>0.0%</w:t>
             </w:r>
           </w:p>
         </w:tc>
@@ -3877,11 +3712,8 @@
             <w:tcW w:w="570" w:type="dxa"/>
           </w:tcPr>
           <w:p>
-            <w:pPr>
-              <w:pStyle w:val="Compact"/>
-            </w:pPr>
-            <w:r>
-              <w:t>Medium</w:t>
+            <w:r>
+              <w:t>Critical</w:t>
             </w:r>
           </w:p>
         </w:tc>
@@ -3892,9 +3724,6 @@
             <w:tcW w:w="1355" w:type="dxa"/>
           </w:tcPr>
           <w:p>
-            <w:pPr>
-              <w:pStyle w:val="Compact"/>
-            </w:pPr>
             <w:r>
               <w:t>E-Commerce (5002)</w:t>
             </w:r>
@@ -3905,9 +3734,6 @@
             <w:tcW w:w="2782" w:type="dxa"/>
           </w:tcPr>
           <w:p>
-            <w:pPr>
-              <w:pStyle w:val="Compact"/>
-            </w:pPr>
             <w:r>
               <w:t>Sensitive Data Exposure</w:t>
             </w:r>
@@ -3918,10 +3744,6 @@
             <w:tcW w:w="998" w:type="dxa"/>
           </w:tcPr>
           <w:p>
-            <w:pPr>
-              <w:pStyle w:val="Compact"/>
-              <w:jc w:val="right"/>
-            </w:pPr>
             <w:r>
               <w:t>1</w:t>
             </w:r>
@@ -3932,12 +3754,8 @@
             <w:tcW w:w="1212" w:type="dxa"/>
           </w:tcPr>
           <w:p>
-            <w:pPr>
-              <w:pStyle w:val="Compact"/>
-              <w:jc w:val="right"/>
-            </w:pPr>
-            <w:r>
-              <w:t>1</w:t>
+            <w:r>
+              <w:t>0.0</w:t>
             </w:r>
           </w:p>
         </w:tc>
@@ -3946,12 +3764,8 @@
             <w:tcW w:w="998" w:type="dxa"/>
           </w:tcPr>
           <w:p>
-            <w:pPr>
-              <w:pStyle w:val="Compact"/>
-              <w:jc w:val="right"/>
-            </w:pPr>
-            <w:r>
-              <w:t>100%</w:t>
+            <w:r>
+              <w:t>0.0%</w:t>
             </w:r>
           </w:p>
         </w:tc>
@@ -3960,9 +3774,6 @@
             <w:tcW w:w="570" w:type="dxa"/>
           </w:tcPr>
           <w:p>
-            <w:pPr>
-              <w:pStyle w:val="Compact"/>
-            </w:pPr>
             <w:r>
               <w:t>High</w:t>
             </w:r>
@@ -3975,9 +3786,6 @@
             <w:tcW w:w="1355" w:type="dxa"/>
           </w:tcPr>
           <w:p>
-            <w:pPr>
-              <w:pStyle w:val="Compact"/>
-            </w:pPr>
             <w:r>
               <w:t>E-Commerce (5002)</w:t>
             </w:r>
@@ -3988,11 +3796,8 @@
             <w:tcW w:w="2782" w:type="dxa"/>
           </w:tcPr>
           <w:p>
-            <w:pPr>
-              <w:pStyle w:val="Compact"/>
-            </w:pPr>
-            <w:r>
-              <w:t>JWT Bypass</w:t>
+            <w:r>
+              <w:t>Insecure Deserialization</w:t>
             </w:r>
           </w:p>
         </w:tc>
@@ -4001,12 +3806,8 @@
             <w:tcW w:w="998" w:type="dxa"/>
           </w:tcPr>
           <w:p>
-            <w:pPr>
-              <w:pStyle w:val="Compact"/>
-              <w:jc w:val="right"/>
-            </w:pPr>
-            <w:r>
-              <w:t>3</w:t>
+            <w:r>
+              <w:t>1</w:t>
             </w:r>
           </w:p>
         </w:tc>
@@ -4015,12 +3816,8 @@
             <w:tcW w:w="1212" w:type="dxa"/>
           </w:tcPr>
           <w:p>
-            <w:pPr>
-              <w:pStyle w:val="Compact"/>
-              <w:jc w:val="right"/>
-            </w:pPr>
-            <w:r>
-              <w:t>0</w:t>
+            <w:r>
+              <w:t>0.0</w:t>
             </w:r>
           </w:p>
         </w:tc>
@@ -4029,12 +3826,8 @@
             <w:tcW w:w="998" w:type="dxa"/>
           </w:tcPr>
           <w:p>
-            <w:pPr>
-              <w:pStyle w:val="Compact"/>
-              <w:jc w:val="right"/>
-            </w:pPr>
-            <w:r>
-              <w:t>0%</w:t>
+            <w:r>
+              <w:t>0.0%</w:t>
             </w:r>
           </w:p>
         </w:tc>
@@ -4043,11 +3836,8 @@
             <w:tcW w:w="570" w:type="dxa"/>
           </w:tcPr>
           <w:p>
-            <w:pPr>
-              <w:pStyle w:val="Compact"/>
-            </w:pPr>
-            <w:r>
-              <w:t>High</w:t>
+            <w:r>
+              <w:t>Critical</w:t>
             </w:r>
           </w:p>
         </w:tc>
@@ -4058,9 +3848,6 @@
             <w:tcW w:w="1355" w:type="dxa"/>
           </w:tcPr>
           <w:p>
-            <w:pPr>
-              <w:pStyle w:val="Compact"/>
-            </w:pPr>
             <w:r>
               <w:t>Social Media (5003)</w:t>
             </w:r>
@@ -4071,11 +3858,8 @@
             <w:tcW w:w="2782" w:type="dxa"/>
           </w:tcPr>
           <w:p>
-            <w:pPr>
-              <w:pStyle w:val="Compact"/>
-            </w:pPr>
-            <w:r>
-              <w:t>SQL Injection</w:t>
+            <w:r>
+              <w:t>Weak Password</w:t>
             </w:r>
           </w:p>
         </w:tc>
@@ -4084,12 +3868,8 @@
             <w:tcW w:w="998" w:type="dxa"/>
           </w:tcPr>
           <w:p>
-            <w:pPr>
-              <w:pStyle w:val="Compact"/>
-              <w:jc w:val="right"/>
-            </w:pPr>
-            <w:r>
-              <w:t>2</w:t>
+            <w:r>
+              <w:t>1</w:t>
             </w:r>
           </w:p>
         </w:tc>
@@ -4098,12 +3878,8 @@
             <w:tcW w:w="1212" w:type="dxa"/>
           </w:tcPr>
           <w:p>
-            <w:pPr>
-              <w:pStyle w:val="Compact"/>
-              <w:jc w:val="right"/>
-            </w:pPr>
-            <w:r>
-              <w:t>1</w:t>
+            <w:r>
+              <w:t>0.0</w:t>
             </w:r>
           </w:p>
         </w:tc>
@@ -4112,12 +3888,8 @@
             <w:tcW w:w="998" w:type="dxa"/>
           </w:tcPr>
           <w:p>
-            <w:pPr>
-              <w:pStyle w:val="Compact"/>
-              <w:jc w:val="right"/>
-            </w:pPr>
-            <w:r>
-              <w:t>50%</w:t>
+            <w:r>
+              <w:t>0.0%</w:t>
             </w:r>
           </w:p>
         </w:tc>
@@ -4126,11 +3898,8 @@
             <w:tcW w:w="570" w:type="dxa"/>
           </w:tcPr>
           <w:p>
-            <w:pPr>
-              <w:pStyle w:val="Compact"/>
-            </w:pPr>
-            <w:r>
-              <w:t>Critical</w:t>
+            <w:r>
+              <w:t>High</w:t>
             </w:r>
           </w:p>
         </w:tc>
@@ -4141,9 +3910,6 @@
             <w:tcW w:w="1355" w:type="dxa"/>
           </w:tcPr>
           <w:p>
-            <w:pPr>
-              <w:pStyle w:val="Compact"/>
-            </w:pPr>
             <w:r>
               <w:t>Social Media (5003)</w:t>
             </w:r>
@@ -4154,11 +3920,8 @@
             <w:tcW w:w="2782" w:type="dxa"/>
           </w:tcPr>
           <w:p>
-            <w:pPr>
-              <w:pStyle w:val="Compact"/>
-            </w:pPr>
-            <w:r>
-              <w:t>Cross-Site Scripting (XSS)</w:t>
+            <w:r>
+              <w:t>Session Fixation</w:t>
             </w:r>
           </w:p>
         </w:tc>
@@ -4167,12 +3930,8 @@
             <w:tcW w:w="998" w:type="dxa"/>
           </w:tcPr>
           <w:p>
-            <w:pPr>
-              <w:pStyle w:val="Compact"/>
-              <w:jc w:val="right"/>
-            </w:pPr>
-            <w:r>
-              <w:t>3</w:t>
+            <w:r>
+              <w:t>1</w:t>
             </w:r>
           </w:p>
         </w:tc>
@@ -4181,12 +3940,8 @@
             <w:tcW w:w="1212" w:type="dxa"/>
           </w:tcPr>
           <w:p>
-            <w:pPr>
-              <w:pStyle w:val="Compact"/>
-              <w:jc w:val="right"/>
-            </w:pPr>
-            <w:r>
-              <w:t>1</w:t>
+            <w:r>
+              <w:t>0.0</w:t>
             </w:r>
           </w:p>
         </w:tc>
@@ -4195,12 +3950,8 @@
             <w:tcW w:w="998" w:type="dxa"/>
           </w:tcPr>
           <w:p>
-            <w:pPr>
-              <w:pStyle w:val="Compact"/>
-              <w:jc w:val="right"/>
-            </w:pPr>
-            <w:r>
-              <w:t>33%</w:t>
+            <w:r>
+              <w:t>0.0%</w:t>
             </w:r>
           </w:p>
         </w:tc>
@@ -4209,9 +3960,6 @@
             <w:tcW w:w="570" w:type="dxa"/>
           </w:tcPr>
           <w:p>
-            <w:pPr>
-              <w:pStyle w:val="Compact"/>
-            </w:pPr>
             <w:r>
               <w:t>High</w:t>
             </w:r>
@@ -4224,9 +3972,6 @@
             <w:tcW w:w="1355" w:type="dxa"/>
           </w:tcPr>
           <w:p>
-            <w:pPr>
-              <w:pStyle w:val="Compact"/>
-            </w:pPr>
             <w:r>
               <w:t>Social Media (5003)</w:t>
             </w:r>
@@ -4237,11 +3982,8 @@
             <w:tcW w:w="2782" w:type="dxa"/>
           </w:tcPr>
           <w:p>
-            <w:pPr>
-              <w:pStyle w:val="Compact"/>
-            </w:pPr>
-            <w:r>
-              <w:t>Insecure Direct Object Reference (IDOR)</w:t>
+            <w:r>
+              <w:t>Weak Reset Token</w:t>
             </w:r>
           </w:p>
         </w:tc>
@@ -4250,12 +3992,8 @@
             <w:tcW w:w="998" w:type="dxa"/>
           </w:tcPr>
           <w:p>
-            <w:pPr>
-              <w:pStyle w:val="Compact"/>
-              <w:jc w:val="right"/>
-            </w:pPr>
-            <w:r>
-              <w:t>6</w:t>
+            <w:r>
+              <w:t>1</w:t>
             </w:r>
           </w:p>
         </w:tc>
@@ -4264,12 +4002,8 @@
             <w:tcW w:w="1212" w:type="dxa"/>
           </w:tcPr>
           <w:p>
-            <w:pPr>
-              <w:pStyle w:val="Compact"/>
-              <w:jc w:val="right"/>
-            </w:pPr>
-            <w:r>
-              <w:t>0</w:t>
+            <w:r>
+              <w:t>0.0</w:t>
             </w:r>
           </w:p>
         </w:tc>
@@ -4278,12 +4012,8 @@
             <w:tcW w:w="998" w:type="dxa"/>
           </w:tcPr>
           <w:p>
-            <w:pPr>
-              <w:pStyle w:val="Compact"/>
-              <w:jc w:val="right"/>
-            </w:pPr>
-            <w:r>
-              <w:t>0%</w:t>
+            <w:r>
+              <w:t>0.0%</w:t>
             </w:r>
           </w:p>
         </w:tc>
@@ -4292,11 +4022,8 @@
             <w:tcW w:w="570" w:type="dxa"/>
           </w:tcPr>
           <w:p>
-            <w:pPr>
-              <w:pStyle w:val="Compact"/>
-            </w:pPr>
-            <w:r>
-              <w:t>Medium</w:t>
+            <w:r>
+              <w:t>High</w:t>
             </w:r>
           </w:p>
         </w:tc>
@@ -4307,9 +4034,6 @@
             <w:tcW w:w="1355" w:type="dxa"/>
           </w:tcPr>
           <w:p>
-            <w:pPr>
-              <w:pStyle w:val="Compact"/>
-            </w:pPr>
             <w:r>
               <w:t>Social Media (5003)</w:t>
             </w:r>
@@ -4320,11 +4044,8 @@
             <w:tcW w:w="2782" w:type="dxa"/>
           </w:tcPr>
           <w:p>
-            <w:pPr>
-              <w:pStyle w:val="Compact"/>
-            </w:pPr>
-            <w:r>
-              <w:t>Cross-Site Request Forgery (CSRF)</w:t>
+            <w:r>
+              <w:t>OAuth Bypass</w:t>
             </w:r>
           </w:p>
         </w:tc>
@@ -4333,10 +4054,6 @@
             <w:tcW w:w="998" w:type="dxa"/>
           </w:tcPr>
           <w:p>
-            <w:pPr>
-              <w:pStyle w:val="Compact"/>
-              <w:jc w:val="right"/>
-            </w:pPr>
             <w:r>
               <w:t>1</w:t>
             </w:r>
@@ -4347,12 +4064,8 @@
             <w:tcW w:w="1212" w:type="dxa"/>
           </w:tcPr>
           <w:p>
-            <w:pPr>
-              <w:pStyle w:val="Compact"/>
-              <w:jc w:val="right"/>
-            </w:pPr>
-            <w:r>
-              <w:t>1</w:t>
+            <w:r>
+              <w:t>0.0</w:t>
             </w:r>
           </w:p>
         </w:tc>
@@ -4361,12 +4074,8 @@
             <w:tcW w:w="998" w:type="dxa"/>
           </w:tcPr>
           <w:p>
-            <w:pPr>
-              <w:pStyle w:val="Compact"/>
-              <w:jc w:val="right"/>
-            </w:pPr>
-            <w:r>
-              <w:t>100%</w:t>
+            <w:r>
+              <w:t>0.0%</w:t>
             </w:r>
           </w:p>
         </w:tc>
@@ -4375,11 +4084,8 @@
             <w:tcW w:w="570" w:type="dxa"/>
           </w:tcPr>
           <w:p>
-            <w:pPr>
-              <w:pStyle w:val="Compact"/>
-            </w:pPr>
-            <w:r>
-              <w:t>Medium</w:t>
+            <w:r>
+              <w:t>High</w:t>
             </w:r>
           </w:p>
         </w:tc>
@@ -4390,9 +4096,6 @@
             <w:tcW w:w="1355" w:type="dxa"/>
           </w:tcPr>
           <w:p>
-            <w:pPr>
-              <w:pStyle w:val="Compact"/>
-            </w:pPr>
             <w:r>
               <w:t>Social Media (5003)</w:t>
             </w:r>
@@ -4403,11 +4106,8 @@
             <w:tcW w:w="2782" w:type="dxa"/>
           </w:tcPr>
           <w:p>
-            <w:pPr>
-              <w:pStyle w:val="Compact"/>
-            </w:pPr>
-            <w:r>
-              <w:t>File Upload</w:t>
+            <w:r>
+              <w:t>Insecure Direct Object Reference (IDOR)</w:t>
             </w:r>
           </w:p>
         </w:tc>
@@ -4416,12 +4116,8 @@
             <w:tcW w:w="998" w:type="dxa"/>
           </w:tcPr>
           <w:p>
-            <w:pPr>
-              <w:pStyle w:val="Compact"/>
-              <w:jc w:val="right"/>
-            </w:pPr>
-            <w:r>
-              <w:t>2</w:t>
+            <w:r>
+              <w:t>6</w:t>
             </w:r>
           </w:p>
         </w:tc>
@@ -4430,12 +4126,8 @@
             <w:tcW w:w="1212" w:type="dxa"/>
           </w:tcPr>
           <w:p>
-            <w:pPr>
-              <w:pStyle w:val="Compact"/>
-              <w:jc w:val="right"/>
-            </w:pPr>
-            <w:r>
-              <w:t>0</w:t>
+            <w:r>
+              <w:t>1.8</w:t>
             </w:r>
           </w:p>
         </w:tc>
@@ -4444,12 +4136,8 @@
             <w:tcW w:w="998" w:type="dxa"/>
           </w:tcPr>
           <w:p>
-            <w:pPr>
-              <w:pStyle w:val="Compact"/>
-              <w:jc w:val="right"/>
-            </w:pPr>
-            <w:r>
-              <w:t>0%</w:t>
+            <w:r>
+              <w:t>30.0%</w:t>
             </w:r>
           </w:p>
         </w:tc>
@@ -4458,11 +4146,8 @@
             <w:tcW w:w="570" w:type="dxa"/>
           </w:tcPr>
           <w:p>
-            <w:pPr>
-              <w:pStyle w:val="Compact"/>
-            </w:pPr>
-            <w:r>
-              <w:t>Critical</w:t>
+            <w:r>
+              <w:t>Medium</w:t>
             </w:r>
           </w:p>
         </w:tc>
@@ -4473,15 +4158,8 @@
             <w:tcW w:w="1355" w:type="dxa"/>
           </w:tcPr>
           <w:p>
-            <w:pPr>
-              <w:pStyle w:val="Compact"/>
-            </w:pPr>
-            <w:r>
-              <w:t xml:space="preserve">Social Media </w:t>
-            </w:r>
-            <w:r>
-              <w:lastRenderedPageBreak/>
-              <w:t>(5003)</w:t>
+            <w:r>
+              <w:t>Social Media (5003)</w:t>
             </w:r>
           </w:p>
         </w:tc>
@@ -4490,12 +4168,8 @@
             <w:tcW w:w="2782" w:type="dxa"/>
           </w:tcPr>
           <w:p>
-            <w:pPr>
-              <w:pStyle w:val="Compact"/>
-            </w:pPr>
-            <w:r>
-              <w:lastRenderedPageBreak/>
-              <w:t>Path Traversal</w:t>
+            <w:r>
+              <w:t>Cross-Site Scripting (XSS)</w:t>
             </w:r>
           </w:p>
         </w:tc>
@@ -4504,12 +4178,8 @@
             <w:tcW w:w="998" w:type="dxa"/>
           </w:tcPr>
           <w:p>
-            <w:pPr>
-              <w:pStyle w:val="Compact"/>
-              <w:jc w:val="right"/>
-            </w:pPr>
-            <w:r>
-              <w:t>1</w:t>
+            <w:r>
+              <w:t>3</w:t>
             </w:r>
           </w:p>
         </w:tc>
@@ -4518,12 +4188,8 @@
             <w:tcW w:w="1212" w:type="dxa"/>
           </w:tcPr>
           <w:p>
-            <w:pPr>
-              <w:pStyle w:val="Compact"/>
-              <w:jc w:val="right"/>
-            </w:pPr>
-            <w:r>
-              <w:t>0</w:t>
+            <w:r>
+              <w:t>0.6</w:t>
             </w:r>
           </w:p>
         </w:tc>
@@ -4532,12 +4198,8 @@
             <w:tcW w:w="998" w:type="dxa"/>
           </w:tcPr>
           <w:p>
-            <w:pPr>
-              <w:pStyle w:val="Compact"/>
-              <w:jc w:val="right"/>
-            </w:pPr>
-            <w:r>
-              <w:t>0%</w:t>
+            <w:r>
+              <w:t>20.0%</w:t>
             </w:r>
           </w:p>
         </w:tc>
@@ -4546,15 +4208,8 @@
             <w:tcW w:w="570" w:type="dxa"/>
           </w:tcPr>
           <w:p>
-            <w:pPr>
-              <w:pStyle w:val="Compact"/>
-            </w:pPr>
-            <w:r>
-              <w:t>Hig</w:t>
-            </w:r>
-            <w:r>
-              <w:lastRenderedPageBreak/>
-              <w:t>h</w:t>
+            <w:r>
+              <w:t>High</w:t>
             </w:r>
           </w:p>
         </w:tc>
@@ -4565,11 +4220,7 @@
             <w:tcW w:w="1355" w:type="dxa"/>
           </w:tcPr>
           <w:p>
-            <w:pPr>
-              <w:pStyle w:val="Compact"/>
-            </w:pPr>
-            <w:r>
-              <w:lastRenderedPageBreak/>
+            <w:r>
               <w:t>Social Media (5003)</w:t>
             </w:r>
           </w:p>
@@ -4579,11 +4230,8 @@
             <w:tcW w:w="2782" w:type="dxa"/>
           </w:tcPr>
           <w:p>
-            <w:pPr>
-              <w:pStyle w:val="Compact"/>
-            </w:pPr>
-            <w:r>
-              <w:t>Session Fixation</w:t>
+            <w:r>
+              <w:t>File Upload</w:t>
             </w:r>
           </w:p>
         </w:tc>
@@ -4592,12 +4240,8 @@
             <w:tcW w:w="998" w:type="dxa"/>
           </w:tcPr>
           <w:p>
-            <w:pPr>
-              <w:pStyle w:val="Compact"/>
-              <w:jc w:val="right"/>
-            </w:pPr>
-            <w:r>
-              <w:t>1</w:t>
+            <w:r>
+              <w:t>2</w:t>
             </w:r>
           </w:p>
         </w:tc>
@@ -4606,12 +4250,8 @@
             <w:tcW w:w="1212" w:type="dxa"/>
           </w:tcPr>
           <w:p>
-            <w:pPr>
-              <w:pStyle w:val="Compact"/>
-              <w:jc w:val="right"/>
-            </w:pPr>
-            <w:r>
-              <w:t>1</w:t>
+            <w:r>
+              <w:t>0.0</w:t>
             </w:r>
           </w:p>
         </w:tc>
@@ -4620,12 +4260,8 @@
             <w:tcW w:w="998" w:type="dxa"/>
           </w:tcPr>
           <w:p>
-            <w:pPr>
-              <w:pStyle w:val="Compact"/>
-              <w:jc w:val="right"/>
-            </w:pPr>
-            <w:r>
-              <w:t>100%</w:t>
+            <w:r>
+              <w:t>0.0%</w:t>
             </w:r>
           </w:p>
         </w:tc>
@@ -4634,11 +4270,8 @@
             <w:tcW w:w="570" w:type="dxa"/>
           </w:tcPr>
           <w:p>
-            <w:pPr>
-              <w:pStyle w:val="Compact"/>
-            </w:pPr>
-            <w:r>
-              <w:t>High</w:t>
+            <w:r>
+              <w:t>Critical</w:t>
             </w:r>
           </w:p>
         </w:tc>
@@ -4649,9 +4282,6 @@
             <w:tcW w:w="1355" w:type="dxa"/>
           </w:tcPr>
           <w:p>
-            <w:pPr>
-              <w:pStyle w:val="Compact"/>
-            </w:pPr>
             <w:r>
               <w:t>Social Media (5003)</w:t>
             </w:r>
@@ -4662,11 +4292,8 @@
             <w:tcW w:w="2782" w:type="dxa"/>
           </w:tcPr>
           <w:p>
-            <w:pPr>
-              <w:pStyle w:val="Compact"/>
-            </w:pPr>
-            <w:r>
-              <w:t>Weak Reset Token</w:t>
+            <w:r>
+              <w:t>Path Traversal</w:t>
             </w:r>
           </w:p>
         </w:tc>
@@ -4675,10 +4302,6 @@
             <w:tcW w:w="998" w:type="dxa"/>
           </w:tcPr>
           <w:p>
-            <w:pPr>
-              <w:pStyle w:val="Compact"/>
-              <w:jc w:val="right"/>
-            </w:pPr>
             <w:r>
               <w:t>1</w:t>
             </w:r>
@@ -4689,12 +4312,8 @@
             <w:tcW w:w="1212" w:type="dxa"/>
           </w:tcPr>
           <w:p>
-            <w:pPr>
-              <w:pStyle w:val="Compact"/>
-              <w:jc w:val="right"/>
-            </w:pPr>
-            <w:r>
-              <w:t>1</w:t>
+            <w:r>
+              <w:t>0.0</w:t>
             </w:r>
           </w:p>
         </w:tc>
@@ -4703,12 +4322,8 @@
             <w:tcW w:w="998" w:type="dxa"/>
           </w:tcPr>
           <w:p>
-            <w:pPr>
-              <w:pStyle w:val="Compact"/>
-              <w:jc w:val="right"/>
-            </w:pPr>
-            <w:r>
-              <w:t>100%</w:t>
+            <w:r>
+              <w:t>0.0%</w:t>
             </w:r>
           </w:p>
         </w:tc>
@@ -4717,9 +4332,6 @@
             <w:tcW w:w="570" w:type="dxa"/>
           </w:tcPr>
           <w:p>
-            <w:pPr>
-              <w:pStyle w:val="Compact"/>
-            </w:pPr>
             <w:r>
               <w:t>High</w:t>
             </w:r>
@@ -4732,11 +4344,8 @@
             <w:tcW w:w="1355" w:type="dxa"/>
           </w:tcPr>
           <w:p>
-            <w:pPr>
-              <w:pStyle w:val="Compact"/>
-            </w:pPr>
-            <w:r>
-              <w:t>Banking (5004)</w:t>
+            <w:r>
+              <w:t>Social Media (5003)</w:t>
             </w:r>
           </w:p>
         </w:tc>
@@ -4745,11 +4354,8 @@
             <w:tcW w:w="2782" w:type="dxa"/>
           </w:tcPr>
           <w:p>
-            <w:pPr>
-              <w:pStyle w:val="Compact"/>
-            </w:pPr>
-            <w:r>
-              <w:t>Cross-Site Scripting (XSS)</w:t>
+            <w:r>
+              <w:t>Cross-Site Request Forgery (CSRF)</w:t>
             </w:r>
           </w:p>
         </w:tc>
@@ -4758,10 +4364,6 @@
             <w:tcW w:w="998" w:type="dxa"/>
           </w:tcPr>
           <w:p>
-            <w:pPr>
-              <w:pStyle w:val="Compact"/>
-              <w:jc w:val="right"/>
-            </w:pPr>
             <w:r>
               <w:t>1</w:t>
             </w:r>
@@ -4772,12 +4374,8 @@
             <w:tcW w:w="1212" w:type="dxa"/>
           </w:tcPr>
           <w:p>
-            <w:pPr>
-              <w:pStyle w:val="Compact"/>
-              <w:jc w:val="right"/>
-            </w:pPr>
-            <w:r>
-              <w:t>1</w:t>
+            <w:r>
+              <w:t>1.0</w:t>
             </w:r>
           </w:p>
         </w:tc>
@@ -4786,12 +4384,8 @@
             <w:tcW w:w="998" w:type="dxa"/>
           </w:tcPr>
           <w:p>
-            <w:pPr>
-              <w:pStyle w:val="Compact"/>
-              <w:jc w:val="right"/>
-            </w:pPr>
-            <w:r>
-              <w:t>100%</w:t>
+            <w:r>
+              <w:t>100.0%</w:t>
             </w:r>
           </w:p>
         </w:tc>
@@ -4800,11 +4394,8 @@
             <w:tcW w:w="570" w:type="dxa"/>
           </w:tcPr>
           <w:p>
-            <w:pPr>
-              <w:pStyle w:val="Compact"/>
-            </w:pPr>
-            <w:r>
-              <w:t>High</w:t>
+            <w:r>
+              <w:t>Medium</w:t>
             </w:r>
           </w:p>
         </w:tc>
@@ -4815,11 +4406,8 @@
             <w:tcW w:w="1355" w:type="dxa"/>
           </w:tcPr>
           <w:p>
-            <w:pPr>
-              <w:pStyle w:val="Compact"/>
-            </w:pPr>
-            <w:r>
-              <w:t>Banking (5004)</w:t>
+            <w:r>
+              <w:t>Social Media (5003)</w:t>
             </w:r>
           </w:p>
         </w:tc>
@@ -4828,11 +4416,8 @@
             <w:tcW w:w="2782" w:type="dxa"/>
           </w:tcPr>
           <w:p>
-            <w:pPr>
-              <w:pStyle w:val="Compact"/>
-            </w:pPr>
-            <w:r>
-              <w:t>Insecure Direct Object Reference (IDOR)</w:t>
+            <w:r>
+              <w:t>SQL Injection</w:t>
             </w:r>
           </w:p>
         </w:tc>
@@ -4841,10 +4426,6 @@
             <w:tcW w:w="998" w:type="dxa"/>
           </w:tcPr>
           <w:p>
-            <w:pPr>
-              <w:pStyle w:val="Compact"/>
-              <w:jc w:val="right"/>
-            </w:pPr>
             <w:r>
               <w:t>2</w:t>
             </w:r>
@@ -4855,12 +4436,8 @@
             <w:tcW w:w="1212" w:type="dxa"/>
           </w:tcPr>
           <w:p>
-            <w:pPr>
-              <w:pStyle w:val="Compact"/>
-              <w:jc w:val="right"/>
-            </w:pPr>
-            <w:r>
-              <w:t>0</w:t>
+            <w:r>
+              <w:t>0.8</w:t>
             </w:r>
           </w:p>
         </w:tc>
@@ -4869,12 +4446,8 @@
             <w:tcW w:w="998" w:type="dxa"/>
           </w:tcPr>
           <w:p>
-            <w:pPr>
-              <w:pStyle w:val="Compact"/>
-              <w:jc w:val="right"/>
-            </w:pPr>
-            <w:r>
-              <w:t>0%</w:t>
+            <w:r>
+              <w:t>40.0%</w:t>
             </w:r>
           </w:p>
         </w:tc>
@@ -4883,11 +4456,8 @@
             <w:tcW w:w="570" w:type="dxa"/>
           </w:tcPr>
           <w:p>
-            <w:pPr>
-              <w:pStyle w:val="Compact"/>
-            </w:pPr>
-            <w:r>
-              <w:t>Medium</w:t>
+            <w:r>
+              <w:t>Critical</w:t>
             </w:r>
           </w:p>
         </w:tc>
@@ -4898,11 +4468,8 @@
             <w:tcW w:w="1355" w:type="dxa"/>
           </w:tcPr>
           <w:p>
-            <w:pPr>
-              <w:pStyle w:val="Compact"/>
-            </w:pPr>
-            <w:r>
-              <w:t>Banking (5004)</w:t>
+            <w:r>
+              <w:t>Social Media (5003)</w:t>
             </w:r>
           </w:p>
         </w:tc>
@@ -4911,11 +4478,8 @@
             <w:tcW w:w="2782" w:type="dxa"/>
           </w:tcPr>
           <w:p>
-            <w:pPr>
-              <w:pStyle w:val="Compact"/>
-            </w:pPr>
-            <w:r>
-              <w:t>Cross-Site Request Forgery (CSRF)</w:t>
+            <w:r>
+              <w:t>JWT Bypass</w:t>
             </w:r>
           </w:p>
         </w:tc>
@@ -4924,10 +4488,6 @@
             <w:tcW w:w="998" w:type="dxa"/>
           </w:tcPr>
           <w:p>
-            <w:pPr>
-              <w:pStyle w:val="Compact"/>
-              <w:jc w:val="right"/>
-            </w:pPr>
             <w:r>
               <w:t>1</w:t>
             </w:r>
@@ -4938,12 +4498,8 @@
             <w:tcW w:w="1212" w:type="dxa"/>
           </w:tcPr>
           <w:p>
-            <w:pPr>
-              <w:pStyle w:val="Compact"/>
-              <w:jc w:val="right"/>
-            </w:pPr>
-            <w:r>
-              <w:t>1</w:t>
+            <w:r>
+              <w:t>0.0</w:t>
             </w:r>
           </w:p>
         </w:tc>
@@ -4952,12 +4508,8 @@
             <w:tcW w:w="998" w:type="dxa"/>
           </w:tcPr>
           <w:p>
-            <w:pPr>
-              <w:pStyle w:val="Compact"/>
-              <w:jc w:val="right"/>
-            </w:pPr>
-            <w:r>
-              <w:t>100%</w:t>
+            <w:r>
+              <w:t>0.0%</w:t>
             </w:r>
           </w:p>
         </w:tc>
@@ -4966,11 +4518,8 @@
             <w:tcW w:w="570" w:type="dxa"/>
           </w:tcPr>
           <w:p>
-            <w:pPr>
-              <w:pStyle w:val="Compact"/>
-            </w:pPr>
-            <w:r>
-              <w:t>Medium</w:t>
+            <w:r>
+              <w:t>High</w:t>
             </w:r>
           </w:p>
         </w:tc>
@@ -4981,11 +4530,8 @@
             <w:tcW w:w="1355" w:type="dxa"/>
           </w:tcPr>
           <w:p>
-            <w:pPr>
-              <w:pStyle w:val="Compact"/>
-            </w:pPr>
-            <w:r>
-              <w:t>Blog (5005)</w:t>
+            <w:r>
+              <w:t>Banking (5004)</w:t>
             </w:r>
           </w:p>
         </w:tc>
@@ -4994,11 +4540,8 @@
             <w:tcW w:w="2782" w:type="dxa"/>
           </w:tcPr>
           <w:p>
-            <w:pPr>
-              <w:pStyle w:val="Compact"/>
-            </w:pPr>
-            <w:r>
-              <w:t>Cross-Site Scripting (XSS)</w:t>
+            <w:r>
+              <w:t>Insecure Direct Object Reference (IDOR)</w:t>
             </w:r>
           </w:p>
         </w:tc>
@@ -5007,12 +4550,8 @@
             <w:tcW w:w="998" w:type="dxa"/>
           </w:tcPr>
           <w:p>
-            <w:pPr>
-              <w:pStyle w:val="Compact"/>
-              <w:jc w:val="right"/>
-            </w:pPr>
-            <w:r>
-              <w:t>4</w:t>
+            <w:r>
+              <w:t>2</w:t>
             </w:r>
           </w:p>
         </w:tc>
@@ -5021,12 +4560,8 @@
             <w:tcW w:w="1212" w:type="dxa"/>
           </w:tcPr>
           <w:p>
-            <w:pPr>
-              <w:pStyle w:val="Compact"/>
-              <w:jc w:val="right"/>
-            </w:pPr>
-            <w:r>
-              <w:t>1</w:t>
+            <w:r>
+              <w:t>0.0</w:t>
             </w:r>
           </w:p>
         </w:tc>
@@ -5035,12 +4570,8 @@
             <w:tcW w:w="998" w:type="dxa"/>
           </w:tcPr>
           <w:p>
-            <w:pPr>
-              <w:pStyle w:val="Compact"/>
-              <w:jc w:val="right"/>
-            </w:pPr>
-            <w:r>
-              <w:t>25%</w:t>
+            <w:r>
+              <w:t>0.0%</w:t>
             </w:r>
           </w:p>
         </w:tc>
@@ -5049,11 +4580,8 @@
             <w:tcW w:w="570" w:type="dxa"/>
           </w:tcPr>
           <w:p>
-            <w:pPr>
-              <w:pStyle w:val="Compact"/>
-            </w:pPr>
-            <w:r>
-              <w:t>High</w:t>
+            <w:r>
+              <w:t>Medium</w:t>
             </w:r>
           </w:p>
         </w:tc>
@@ -5064,11 +4592,8 @@
             <w:tcW w:w="1355" w:type="dxa"/>
           </w:tcPr>
           <w:p>
-            <w:pPr>
-              <w:pStyle w:val="Compact"/>
-            </w:pPr>
-            <w:r>
-              <w:t>Blog (5005)</w:t>
+            <w:r>
+              <w:t>Banking (5004)</w:t>
             </w:r>
           </w:p>
         </w:tc>
@@ -5077,11 +4602,8 @@
             <w:tcW w:w="2782" w:type="dxa"/>
           </w:tcPr>
           <w:p>
-            <w:pPr>
-              <w:pStyle w:val="Compact"/>
-            </w:pPr>
-            <w:r>
-              <w:t>Server-Side Request Forgery (SSRF)</w:t>
+            <w:r>
+              <w:t>Cross-Site Request Forgery (CSRF)</w:t>
             </w:r>
           </w:p>
         </w:tc>
@@ -5090,10 +4612,6 @@
             <w:tcW w:w="998" w:type="dxa"/>
           </w:tcPr>
           <w:p>
-            <w:pPr>
-              <w:pStyle w:val="Compact"/>
-              <w:jc w:val="right"/>
-            </w:pPr>
             <w:r>
               <w:t>1</w:t>
             </w:r>
@@ -5104,12 +4622,8 @@
             <w:tcW w:w="1212" w:type="dxa"/>
           </w:tcPr>
           <w:p>
-            <w:pPr>
-              <w:pStyle w:val="Compact"/>
-              <w:jc w:val="right"/>
-            </w:pPr>
-            <w:r>
-              <w:t>1</w:t>
+            <w:r>
+              <w:t>0.8</w:t>
             </w:r>
           </w:p>
         </w:tc>
@@ -5118,12 +4632,8 @@
             <w:tcW w:w="998" w:type="dxa"/>
           </w:tcPr>
           <w:p>
-            <w:pPr>
-              <w:pStyle w:val="Compact"/>
-              <w:jc w:val="right"/>
-            </w:pPr>
-            <w:r>
-              <w:t>100%</w:t>
+            <w:r>
+              <w:t>80.0%</w:t>
             </w:r>
           </w:p>
         </w:tc>
@@ -5132,11 +4642,8 @@
             <w:tcW w:w="570" w:type="dxa"/>
           </w:tcPr>
           <w:p>
-            <w:pPr>
-              <w:pStyle w:val="Compact"/>
-            </w:pPr>
-            <w:r>
-              <w:t>High</w:t>
+            <w:r>
+              <w:t>Medium</w:t>
             </w:r>
           </w:p>
         </w:tc>
@@ -5147,11 +4654,8 @@
             <w:tcW w:w="1355" w:type="dxa"/>
           </w:tcPr>
           <w:p>
-            <w:pPr>
-              <w:pStyle w:val="Compact"/>
-            </w:pPr>
-            <w:r>
-              <w:t>File Share (5006)</w:t>
+            <w:r>
+              <w:t>Banking (5004)</w:t>
             </w:r>
           </w:p>
         </w:tc>
@@ -5160,9 +4664,6 @@
             <w:tcW w:w="2782" w:type="dxa"/>
           </w:tcPr>
           <w:p>
-            <w:pPr>
-              <w:pStyle w:val="Compact"/>
-            </w:pPr>
             <w:r>
               <w:t>Cross-Site Scripting (XSS)</w:t>
             </w:r>
@@ -5173,10 +4674,6 @@
             <w:tcW w:w="998" w:type="dxa"/>
           </w:tcPr>
           <w:p>
-            <w:pPr>
-              <w:pStyle w:val="Compact"/>
-              <w:jc w:val="right"/>
-            </w:pPr>
             <w:r>
               <w:t>1</w:t>
             </w:r>
@@ -5187,12 +4684,8 @@
             <w:tcW w:w="1212" w:type="dxa"/>
           </w:tcPr>
           <w:p>
-            <w:pPr>
-              <w:pStyle w:val="Compact"/>
-              <w:jc w:val="right"/>
-            </w:pPr>
-            <w:r>
-              <w:t>1</w:t>
+            <w:r>
+              <w:t>0.8</w:t>
             </w:r>
           </w:p>
         </w:tc>
@@ -5201,12 +4694,8 @@
             <w:tcW w:w="998" w:type="dxa"/>
           </w:tcPr>
           <w:p>
-            <w:pPr>
-              <w:pStyle w:val="Compact"/>
-              <w:jc w:val="right"/>
-            </w:pPr>
-            <w:r>
-              <w:t>100%</w:t>
+            <w:r>
+              <w:t>80.0%</w:t>
             </w:r>
           </w:p>
         </w:tc>
@@ -5215,9 +4704,6 @@
             <w:tcW w:w="570" w:type="dxa"/>
           </w:tcPr>
           <w:p>
-            <w:pPr>
-              <w:pStyle w:val="Compact"/>
-            </w:pPr>
             <w:r>
               <w:t>High</w:t>
             </w:r>
@@ -5230,9 +4716,192 @@
             <w:tcW w:w="1355" w:type="dxa"/>
           </w:tcPr>
           <w:p>
-            <w:pPr>
-              <w:pStyle w:val="Compact"/>
-            </w:pPr>
+            <w:r>
+              <w:t>Blog (5005)</w:t>
+            </w:r>
+          </w:p>
+        </w:tc>
+        <w:tc>
+          <w:tcPr>
+            <w:tcW w:w="2782" w:type="dxa"/>
+          </w:tcPr>
+          <w:p>
+            <w:r>
+              <w:t>Cross-Site Scripting (XSS)</w:t>
+            </w:r>
+          </w:p>
+        </w:tc>
+        <w:tc>
+          <w:tcPr>
+            <w:tcW w:w="998" w:type="dxa"/>
+          </w:tcPr>
+          <w:p>
+            <w:r>
+              <w:t>4</w:t>
+            </w:r>
+          </w:p>
+        </w:tc>
+        <w:tc>
+          <w:tcPr>
+            <w:tcW w:w="1212" w:type="dxa"/>
+          </w:tcPr>
+          <w:p>
+            <w:r>
+              <w:t>0.4</w:t>
+            </w:r>
+          </w:p>
+        </w:tc>
+        <w:tc>
+          <w:tcPr>
+            <w:tcW w:w="998" w:type="dxa"/>
+          </w:tcPr>
+          <w:p>
+            <w:r>
+              <w:t>10.0%</w:t>
+            </w:r>
+          </w:p>
+        </w:tc>
+        <w:tc>
+          <w:tcPr>
+            <w:tcW w:w="570" w:type="dxa"/>
+          </w:tcPr>
+          <w:p>
+            <w:r>
+              <w:t>High</w:t>
+            </w:r>
+          </w:p>
+        </w:tc>
+      </w:tr>
+      <w:tr>
+        <w:tc>
+          <w:tcPr>
+            <w:tcW w:type="dxa" w:w="1640"/>
+          </w:tcPr>
+          <w:p>
+            <w:r>
+              <w:t>Blog (5005)</w:t>
+            </w:r>
+          </w:p>
+        </w:tc>
+        <w:tc>
+          <w:tcPr>
+            <w:tcW w:type="dxa" w:w="3366"/>
+          </w:tcPr>
+          <w:p>
+            <w:r>
+              <w:t>JWT Bypass</w:t>
+            </w:r>
+          </w:p>
+        </w:tc>
+        <w:tc>
+          <w:tcPr>
+            <w:tcW w:type="dxa" w:w="1207"/>
+          </w:tcPr>
+          <w:p>
+            <w:r>
+              <w:t>1</w:t>
+            </w:r>
+          </w:p>
+        </w:tc>
+        <w:tc>
+          <w:tcPr>
+            <w:tcW w:type="dxa" w:w="1466"/>
+          </w:tcPr>
+          <w:p>
+            <w:r>
+              <w:t>0.0</w:t>
+            </w:r>
+          </w:p>
+        </w:tc>
+        <w:tc>
+          <w:tcPr>
+            <w:tcW w:type="dxa" w:w="1207"/>
+          </w:tcPr>
+          <w:p>
+            <w:r>
+              <w:t>0.0%</w:t>
+            </w:r>
+          </w:p>
+        </w:tc>
+        <w:tc>
+          <w:tcPr>
+            <w:tcW w:type="dxa" w:w="690"/>
+          </w:tcPr>
+          <w:p>
+            <w:r>
+              <w:t>High</w:t>
+            </w:r>
+          </w:p>
+        </w:tc>
+      </w:tr>
+      <w:tr>
+        <w:tc>
+          <w:tcPr>
+            <w:tcW w:type="dxa" w:w="1640"/>
+          </w:tcPr>
+          <w:p>
+            <w:r>
+              <w:t>Blog (5005)</w:t>
+            </w:r>
+          </w:p>
+        </w:tc>
+        <w:tc>
+          <w:tcPr>
+            <w:tcW w:type="dxa" w:w="3366"/>
+          </w:tcPr>
+          <w:p>
+            <w:r>
+              <w:t>Server-Side Request Forgery (SSRF)</w:t>
+            </w:r>
+          </w:p>
+        </w:tc>
+        <w:tc>
+          <w:tcPr>
+            <w:tcW w:type="dxa" w:w="1207"/>
+          </w:tcPr>
+          <w:p>
+            <w:r>
+              <w:t>1</w:t>
+            </w:r>
+          </w:p>
+        </w:tc>
+        <w:tc>
+          <w:tcPr>
+            <w:tcW w:type="dxa" w:w="1466"/>
+          </w:tcPr>
+          <w:p>
+            <w:r>
+              <w:t>0.0</w:t>
+            </w:r>
+          </w:p>
+        </w:tc>
+        <w:tc>
+          <w:tcPr>
+            <w:tcW w:type="dxa" w:w="1207"/>
+          </w:tcPr>
+          <w:p>
+            <w:r>
+              <w:t>0.0%</w:t>
+            </w:r>
+          </w:p>
+        </w:tc>
+        <w:tc>
+          <w:tcPr>
+            <w:tcW w:type="dxa" w:w="690"/>
+          </w:tcPr>
+          <w:p>
+            <w:r>
+              <w:t>High</w:t>
+            </w:r>
+          </w:p>
+        </w:tc>
+      </w:tr>
+      <w:tr>
+        <w:tc>
+          <w:tcPr>
+            <w:tcW w:type="dxa" w:w="1640"/>
+          </w:tcPr>
+          <w:p>
             <w:r>
               <w:t>File Share (5006)</w:t>
             </w:r>
@@ -5240,12 +4909,257 @@
         </w:tc>
         <w:tc>
           <w:tcPr>
-            <w:tcW w:w="2782" w:type="dxa"/>
-          </w:tcPr>
-          <w:p>
-            <w:pPr>
-              <w:pStyle w:val="Compact"/>
-            </w:pPr>
+            <w:tcW w:type="dxa" w:w="3366"/>
+          </w:tcPr>
+          <w:p>
+            <w:r>
+              <w:t>File Upload</w:t>
+            </w:r>
+          </w:p>
+        </w:tc>
+        <w:tc>
+          <w:tcPr>
+            <w:tcW w:type="dxa" w:w="1207"/>
+          </w:tcPr>
+          <w:p>
+            <w:r>
+              <w:t>1</w:t>
+            </w:r>
+          </w:p>
+        </w:tc>
+        <w:tc>
+          <w:tcPr>
+            <w:tcW w:type="dxa" w:w="1466"/>
+          </w:tcPr>
+          <w:p>
+            <w:r>
+              <w:t>0.0</w:t>
+            </w:r>
+          </w:p>
+        </w:tc>
+        <w:tc>
+          <w:tcPr>
+            <w:tcW w:type="dxa" w:w="1207"/>
+          </w:tcPr>
+          <w:p>
+            <w:r>
+              <w:t>0.0%</w:t>
+            </w:r>
+          </w:p>
+        </w:tc>
+        <w:tc>
+          <w:tcPr>
+            <w:tcW w:type="dxa" w:w="690"/>
+          </w:tcPr>
+          <w:p>
+            <w:r>
+              <w:t>Critical</w:t>
+            </w:r>
+          </w:p>
+        </w:tc>
+      </w:tr>
+      <w:tr>
+        <w:tc>
+          <w:tcPr>
+            <w:tcW w:type="dxa" w:w="1640"/>
+          </w:tcPr>
+          <w:p>
+            <w:r>
+              <w:t>File Share (5006)</w:t>
+            </w:r>
+          </w:p>
+        </w:tc>
+        <w:tc>
+          <w:tcPr>
+            <w:tcW w:type="dxa" w:w="3366"/>
+          </w:tcPr>
+          <w:p>
+            <w:r>
+              <w:t>Cross-Site Scripting (XSS)</w:t>
+            </w:r>
+          </w:p>
+        </w:tc>
+        <w:tc>
+          <w:tcPr>
+            <w:tcW w:type="dxa" w:w="1207"/>
+          </w:tcPr>
+          <w:p>
+            <w:r>
+              <w:t>1</w:t>
+            </w:r>
+          </w:p>
+        </w:tc>
+        <w:tc>
+          <w:tcPr>
+            <w:tcW w:type="dxa" w:w="1466"/>
+          </w:tcPr>
+          <w:p>
+            <w:r>
+              <w:t>0.2</w:t>
+            </w:r>
+          </w:p>
+        </w:tc>
+        <w:tc>
+          <w:tcPr>
+            <w:tcW w:type="dxa" w:w="1207"/>
+          </w:tcPr>
+          <w:p>
+            <w:r>
+              <w:t>20.0%</w:t>
+            </w:r>
+          </w:p>
+        </w:tc>
+        <w:tc>
+          <w:tcPr>
+            <w:tcW w:type="dxa" w:w="690"/>
+          </w:tcPr>
+          <w:p>
+            <w:r>
+              <w:t>High</w:t>
+            </w:r>
+          </w:p>
+        </w:tc>
+      </w:tr>
+      <w:tr>
+        <w:tc>
+          <w:tcPr>
+            <w:tcW w:type="dxa" w:w="1640"/>
+          </w:tcPr>
+          <w:p>
+            <w:r>
+              <w:t>File Share (5006)</w:t>
+            </w:r>
+          </w:p>
+        </w:tc>
+        <w:tc>
+          <w:tcPr>
+            <w:tcW w:type="dxa" w:w="3366"/>
+          </w:tcPr>
+          <w:p>
+            <w:r>
+              <w:t>Insecure Direct Object Reference (IDOR)</w:t>
+            </w:r>
+          </w:p>
+        </w:tc>
+        <w:tc>
+          <w:tcPr>
+            <w:tcW w:type="dxa" w:w="1207"/>
+          </w:tcPr>
+          <w:p>
+            <w:r>
+              <w:t>2</w:t>
+            </w:r>
+          </w:p>
+        </w:tc>
+        <w:tc>
+          <w:tcPr>
+            <w:tcW w:type="dxa" w:w="1466"/>
+          </w:tcPr>
+          <w:p>
+            <w:r>
+              <w:t>0.4</w:t>
+            </w:r>
+          </w:p>
+        </w:tc>
+        <w:tc>
+          <w:tcPr>
+            <w:tcW w:type="dxa" w:w="1207"/>
+          </w:tcPr>
+          <w:p>
+            <w:r>
+              <w:t>20.0%</w:t>
+            </w:r>
+          </w:p>
+        </w:tc>
+        <w:tc>
+          <w:tcPr>
+            <w:tcW w:type="dxa" w:w="690"/>
+          </w:tcPr>
+          <w:p>
+            <w:r>
+              <w:t>Medium</w:t>
+            </w:r>
+          </w:p>
+        </w:tc>
+      </w:tr>
+      <w:tr>
+        <w:tc>
+          <w:tcPr>
+            <w:tcW w:type="dxa" w:w="1640"/>
+          </w:tcPr>
+          <w:p>
+            <w:r>
+              <w:t>File Share (5006)</w:t>
+            </w:r>
+          </w:p>
+        </w:tc>
+        <w:tc>
+          <w:tcPr>
+            <w:tcW w:type="dxa" w:w="3366"/>
+          </w:tcPr>
+          <w:p>
+            <w:r>
+              <w:t>Path Traversal</w:t>
+            </w:r>
+          </w:p>
+        </w:tc>
+        <w:tc>
+          <w:tcPr>
+            <w:tcW w:type="dxa" w:w="1207"/>
+          </w:tcPr>
+          <w:p>
+            <w:r>
+              <w:t>1</w:t>
+            </w:r>
+          </w:p>
+        </w:tc>
+        <w:tc>
+          <w:tcPr>
+            <w:tcW w:type="dxa" w:w="1466"/>
+          </w:tcPr>
+          <w:p>
+            <w:r>
+              <w:t>0.2</w:t>
+            </w:r>
+          </w:p>
+        </w:tc>
+        <w:tc>
+          <w:tcPr>
+            <w:tcW w:type="dxa" w:w="1207"/>
+          </w:tcPr>
+          <w:p>
+            <w:r>
+              <w:t>20.0%</w:t>
+            </w:r>
+          </w:p>
+        </w:tc>
+        <w:tc>
+          <w:tcPr>
+            <w:tcW w:type="dxa" w:w="690"/>
+          </w:tcPr>
+          <w:p>
+            <w:r>
+              <w:t>High</w:t>
+            </w:r>
+          </w:p>
+        </w:tc>
+      </w:tr>
+      <w:tr>
+        <w:tc>
+          <w:tcPr>
+            <w:tcW w:type="dxa" w:w="1640"/>
+          </w:tcPr>
+          <w:p>
+            <w:r>
+              <w:t>File Share (5006)</w:t>
+            </w:r>
+          </w:p>
+        </w:tc>
+        <w:tc>
+          <w:tcPr>
+            <w:tcW w:type="dxa" w:w="3366"/>
+          </w:tcPr>
+          <w:p>
             <w:r>
               <w:t>Command Injection</w:t>
             </w:r>
@@ -5253,13 +5167,9 @@
         </w:tc>
         <w:tc>
           <w:tcPr>
-            <w:tcW w:w="998" w:type="dxa"/>
-          </w:tcPr>
-          <w:p>
-            <w:pPr>
-              <w:pStyle w:val="Compact"/>
-              <w:jc w:val="right"/>
-            </w:pPr>
+            <w:tcW w:type="dxa" w:w="1207"/>
+          </w:tcPr>
+          <w:p>
             <w:r>
               <w:t>1</w:t>
             </w:r>
@@ -5267,40 +5177,29 @@
         </w:tc>
         <w:tc>
           <w:tcPr>
-            <w:tcW w:w="1212" w:type="dxa"/>
-          </w:tcPr>
-          <w:p>
-            <w:pPr>
-              <w:pStyle w:val="Compact"/>
-              <w:jc w:val="right"/>
-            </w:pPr>
-            <w:r>
-              <w:t>1</w:t>
-            </w:r>
-          </w:p>
-        </w:tc>
-        <w:tc>
-          <w:tcPr>
-            <w:tcW w:w="998" w:type="dxa"/>
-          </w:tcPr>
-          <w:p>
-            <w:pPr>
-              <w:pStyle w:val="Compact"/>
-              <w:jc w:val="right"/>
-            </w:pPr>
-            <w:r>
-              <w:t>100%</w:t>
-            </w:r>
-          </w:p>
-        </w:tc>
-        <w:tc>
-          <w:tcPr>
-            <w:tcW w:w="570" w:type="dxa"/>
-          </w:tcPr>
-          <w:p>
-            <w:pPr>
-              <w:pStyle w:val="Compact"/>
-            </w:pPr>
+            <w:tcW w:type="dxa" w:w="1466"/>
+          </w:tcPr>
+          <w:p>
+            <w:r>
+              <w:t>0.0</w:t>
+            </w:r>
+          </w:p>
+        </w:tc>
+        <w:tc>
+          <w:tcPr>
+            <w:tcW w:type="dxa" w:w="1207"/>
+          </w:tcPr>
+          <w:p>
+            <w:r>
+              <w:t>0.0%</w:t>
+            </w:r>
+          </w:p>
+        </w:tc>
+        <w:tc>
+          <w:tcPr>
+            <w:tcW w:type="dxa" w:w="690"/>
+          </w:tcPr>
+          <w:p>
             <w:r>
               <w:t>Critical</w:t>
             </w:r>
@@ -5313,7 +5212,7 @@
         <w:pStyle w:val="BodyText"/>
       </w:pPr>
       <w:r>
-        <w:t>As shown, the RL agent has a surprisingly strong talent for uncovering standard injection flaws and state-based issues. It hit a 100% detection rate for Cross-Site Scripting (XSS) on the Banking and File Share platforms. It successfully found critical vulnerabilities like Command Injection, Server-Side Request Forgery (SSRF), and Broken Access Control without skipping a beat.</w:t>
+        <w:t>The repeated runs show that the model achieves low-to-moderate coverage overall, not strong full-spectrum coverage. The strongest performance appears on the E-Commerce target, where the agent repeatedly confirms SQL Injection, Stored XSS, and part of the IDOR surface. Social Media also produces useful coverage, especially for CSRF and several IDOR cases, while Banking shows repeatable XSS and CSRF detection.</w:t>
       </w:r>
     </w:p>
     <w:p>
@@ -5321,7 +5220,7 @@
         <w:pStyle w:val="BodyText"/>
       </w:pPr>
       <w:r>
-        <w:t>That being said, the evaluation does shine a light on where the agent struggles. Complex logic vulnerabilities, such as Insecure Direct Object Reference (IDOR), were incredibly difficult for the agent to spot consistently. These flaws often require deep, contextual understanding of what user data belongs to whom across multiple sequential requests—something that is still challenging to represent numerically to a standard multi-layer perceptron. Additionally, complex multi-step exploits like uploading a malicious file and then subsequently triggering it via path traversal proved difficult. This suggests that while RL is incredible at chaining payloads on a syntax level, giving it true abstract business-logic comprehension represents the next major hurdle for completely autonomous pentesting.</w:t>
+        <w:t>The weaker results on Blog and File Share highlight the current limitation of the model very clearly. The scanner is more effective on direct input-driven attacks than on deeper workflow, authorization, and multi-step exploit problems. These low detection rates should be read as a limitation of the current model and scanning setup, not as a failure of the benchmark, because the benchmark still contains the planted vulnerabilities and successfully reveals where the agent is weak.</w:t>
       </w:r>
     </w:p>
     <w:p>
